--- a/Hiking_Trip/4. Dog Card.docx
+++ b/Hiking_Trip/4. Dog Card.docx
@@ -19,92 +19,7 @@
         <mc:AlternateContent>
           <mc:Choice Requires="wps">
             <w:drawing>
-              <wp:anchor distT="0" distB="0" distL="114300" distR="114300" simplePos="0" relativeHeight="251660288" behindDoc="0" locked="0" layoutInCell="1" allowOverlap="1" wp14:anchorId="5F69EC25" wp14:editId="1C1EFDB3">
-                <wp:simplePos x="0" y="0"/>
-                <wp:positionH relativeFrom="page">
-                  <wp:align>center</wp:align>
-                </wp:positionH>
-                <wp:positionV relativeFrom="page">
-                  <wp:posOffset>107950</wp:posOffset>
-                </wp:positionV>
-                <wp:extent cx="7423200" cy="4294800"/>
-                <wp:effectExtent l="0" t="0" r="25400" b="10795"/>
-                <wp:wrapNone/>
-                <wp:docPr id="1669967221" name="Rectangle 2"/>
-                <wp:cNvGraphicFramePr/>
-                <a:graphic xmlns:a="http://schemas.openxmlformats.org/drawingml/2006/main">
-                  <a:graphicData uri="http://schemas.microsoft.com/office/word/2010/wordprocessingShape">
-                    <wps:wsp>
-                      <wps:cNvSpPr/>
-                      <wps:spPr>
-                        <a:xfrm>
-                          <a:off x="0" y="0"/>
-                          <a:ext cx="7423200" cy="4294800"/>
-                        </a:xfrm>
-                        <a:prstGeom prst="rect">
-                          <a:avLst/>
-                        </a:prstGeom>
-                        <a:noFill/>
-                        <a:ln w="3175">
-                          <a:solidFill>
-                            <a:schemeClr val="tx1"/>
-                          </a:solidFill>
-                        </a:ln>
-                      </wps:spPr>
-                      <wps:style>
-                        <a:lnRef idx="2">
-                          <a:schemeClr val="accent1">
-                            <a:shade val="15000"/>
-                          </a:schemeClr>
-                        </a:lnRef>
-                        <a:fillRef idx="1">
-                          <a:schemeClr val="accent1"/>
-                        </a:fillRef>
-                        <a:effectRef idx="0">
-                          <a:schemeClr val="accent1"/>
-                        </a:effectRef>
-                        <a:fontRef idx="minor">
-                          <a:schemeClr val="lt1"/>
-                        </a:fontRef>
-                      </wps:style>
-                      <wps:bodyPr rot="0" spcFirstLastPara="0" vertOverflow="overflow" horzOverflow="overflow" vert="horz" wrap="square" lIns="91440" tIns="45720" rIns="91440" bIns="45720" numCol="1" spcCol="0" rtlCol="0" fromWordArt="0" anchor="ctr" anchorCtr="0" forceAA="0" compatLnSpc="1">
-                        <a:prstTxWarp prst="textNoShape">
-                          <a:avLst/>
-                        </a:prstTxWarp>
-                        <a:noAutofit/>
-                      </wps:bodyPr>
-                    </wps:wsp>
-                  </a:graphicData>
-                </a:graphic>
-                <wp14:sizeRelH relativeFrom="margin">
-                  <wp14:pctWidth>0</wp14:pctWidth>
-                </wp14:sizeRelH>
-                <wp14:sizeRelV relativeFrom="margin">
-                  <wp14:pctHeight>0</wp14:pctHeight>
-                </wp14:sizeRelV>
-              </wp:anchor>
-            </w:drawing>
-          </mc:Choice>
-          <mc:Fallback>
-            <w:pict>
-              <v:rect w14:anchorId="44831C08" id="Rectangle 2" o:spid="_x0000_s1026" style="position:absolute;margin-left:0;margin-top:8.5pt;width:584.5pt;height:338.15pt;z-index:251660288;visibility:visible;mso-wrap-style:square;mso-width-percent:0;mso-height-percent:0;mso-wrap-distance-left:9pt;mso-wrap-distance-top:0;mso-wrap-distance-right:9pt;mso-wrap-distance-bottom:0;mso-position-horizontal:center;mso-position-horizontal-relative:page;mso-position-vertical:absolute;mso-position-vertical-relative:page;mso-width-percent:0;mso-height-percent:0;mso-width-relative:margin;mso-height-relative:margin;v-text-anchor:middle" o:gfxdata="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" filled="f" strokecolor="black [3213]" strokeweight=".25pt">
-                <w10:wrap anchorx="page" anchory="page"/>
-              </v:rect>
-            </w:pict>
-          </mc:Fallback>
-        </mc:AlternateContent>
-      </w:r>
-      <w:r>
-        <w:rPr>
-          <w:rFonts w:ascii="Architects Daughter" w:hAnsi="Architects Daughter"/>
-          <w:noProof/>
-          <w:sz w:val="20"/>
-          <w:szCs w:val="20"/>
-        </w:rPr>
-        <mc:AlternateContent>
-          <mc:Choice Requires="wps">
-            <w:drawing>
-              <wp:anchor distT="0" distB="0" distL="114300" distR="114300" simplePos="0" relativeHeight="251659264" behindDoc="0" locked="0" layoutInCell="1" allowOverlap="1" wp14:anchorId="20864973" wp14:editId="4BD85A2F">
+              <wp:anchor distT="0" distB="0" distL="114300" distR="114300" simplePos="0" relativeHeight="251659264" behindDoc="0" locked="0" layoutInCell="1" allowOverlap="1" wp14:anchorId="20864973" wp14:editId="79774EF7">
                 <wp:simplePos x="0" y="0"/>
                 <wp:positionH relativeFrom="page">
                   <wp:align>right</wp:align>
@@ -234,7 +149,27 @@
                                 <w:sz w:val="32"/>
                                 <w:szCs w:val="32"/>
                               </w:rPr>
-                              <w:t xml:space="preserve">I also sent you a few Lego puzzles I created. </w:t>
+                              <w:t xml:space="preserve">I also sent you a few </w:t>
+                            </w:r>
+                            <w:proofErr w:type="gramStart"/>
+                            <w:r>
+                              <w:rPr>
+                                <w:rFonts w:ascii="Caveat" w:hAnsi="Caveat"/>
+                                <w:color w:val="000000" w:themeColor="text1"/>
+                                <w:sz w:val="32"/>
+                                <w:szCs w:val="32"/>
+                              </w:rPr>
+                              <w:t>Lego</w:t>
+                            </w:r>
+                            <w:proofErr w:type="gramEnd"/>
+                            <w:r>
+                              <w:rPr>
+                                <w:rFonts w:ascii="Caveat" w:hAnsi="Caveat"/>
+                                <w:color w:val="000000" w:themeColor="text1"/>
+                                <w:sz w:val="32"/>
+                                <w:szCs w:val="32"/>
+                              </w:rPr>
+                              <w:t xml:space="preserve"> puzzles I created. </w:t>
                             </w:r>
                             <w:r>
                               <w:rPr>
@@ -445,7 +380,27 @@
                           <w:sz w:val="32"/>
                           <w:szCs w:val="32"/>
                         </w:rPr>
-                        <w:t xml:space="preserve">I also sent you a few Lego puzzles I created. </w:t>
+                        <w:t xml:space="preserve">I also sent you a few </w:t>
+                      </w:r>
+                      <w:proofErr w:type="gramStart"/>
+                      <w:r>
+                        <w:rPr>
+                          <w:rFonts w:ascii="Caveat" w:hAnsi="Caveat"/>
+                          <w:color w:val="000000" w:themeColor="text1"/>
+                          <w:sz w:val="32"/>
+                          <w:szCs w:val="32"/>
+                        </w:rPr>
+                        <w:t>Lego</w:t>
+                      </w:r>
+                      <w:proofErr w:type="gramEnd"/>
+                      <w:r>
+                        <w:rPr>
+                          <w:rFonts w:ascii="Caveat" w:hAnsi="Caveat"/>
+                          <w:color w:val="000000" w:themeColor="text1"/>
+                          <w:sz w:val="32"/>
+                          <w:szCs w:val="32"/>
+                        </w:rPr>
+                        <w:t xml:space="preserve"> puzzles I created. </w:t>
                       </w:r>
                       <w:r>
                         <w:rPr>
